--- a/Blogs/Article on Iran warv2.docx
+++ b/Blogs/Article on Iran warv2.docx
@@ -101,7 +101,35 @@
         <w:rPr>
           <w:rFonts w:ascii="Aptos" w:hAnsi="Aptos"/>
         </w:rPr>
-        <w:t>The war between the United States and Iran is not Africa's conflict. But make no mistake—it is becoming Africa's crisis.</w:t>
+        <w:t xml:space="preserve">The war between the United States and Iran is not Africa's conflict. But </w:t>
+      </w:r>
+      <w:proofErr w:type="gramStart"/>
+      <w:r>
+        <w:rPr>
+          <w:rFonts w:ascii="Aptos" w:hAnsi="Aptos"/>
+        </w:rPr>
+        <w:t>make</w:t>
+      </w:r>
+      <w:proofErr w:type="gramEnd"/>
+      <w:r>
+        <w:rPr>
+          <w:rFonts w:ascii="Aptos" w:hAnsi="Aptos"/>
+        </w:rPr>
+        <w:t xml:space="preserve"> no </w:t>
+      </w:r>
+      <w:proofErr w:type="gramStart"/>
+      <w:r>
+        <w:rPr>
+          <w:rFonts w:ascii="Aptos" w:hAnsi="Aptos"/>
+        </w:rPr>
+        <w:t>mistake—it</w:t>
+      </w:r>
+      <w:proofErr w:type="gramEnd"/>
+      <w:r>
+        <w:rPr>
+          <w:rFonts w:ascii="Aptos" w:hAnsi="Aptos"/>
+        </w:rPr>
+        <w:t xml:space="preserve"> is becoming Africa's crisis.</w:t>
       </w:r>
     </w:p>
     <w:p>
@@ -208,25 +236,7 @@
         <w:rPr>
           <w:rFonts w:ascii="Aptos" w:hAnsi="Aptos"/>
         </w:rPr>
-        <w:t> </w:t>
-      </w:r>
-      <w:r>
-        <w:rPr>
-          <w:rFonts w:ascii="Aptos" w:hAnsi="Aptos"/>
-        </w:rPr>
-        <w:t xml:space="preserve">prices </w:t>
-      </w:r>
-      <w:r>
-        <w:rPr>
-          <w:rFonts w:ascii="Aptos" w:hAnsi="Aptos"/>
-        </w:rPr>
-        <w:t xml:space="preserve">breached the $100 mark </w:t>
-      </w:r>
-      <w:r>
-        <w:rPr>
-          <w:rFonts w:ascii="Aptos" w:hAnsi="Aptos"/>
-        </w:rPr>
-        <w:t>on March 9</w:t>
+        <w:t> prices breached the $100 mark on March 9</w:t>
       </w:r>
       <w:r>
         <w:rPr>
@@ -239,13 +249,21 @@
         <w:rPr>
           <w:rFonts w:ascii="Aptos" w:hAnsi="Aptos"/>
         </w:rPr>
-        <w:t xml:space="preserve"> </w:t>
-      </w:r>
-      <w:r>
-        <w:rPr>
-          <w:rFonts w:ascii="Aptos" w:hAnsi="Aptos"/>
-        </w:rPr>
-        <w:t>and is projected to reach $</w:t>
+        <w:t xml:space="preserve"> and </w:t>
+      </w:r>
+      <w:proofErr w:type="gramStart"/>
+      <w:r>
+        <w:rPr>
+          <w:rFonts w:ascii="Aptos" w:hAnsi="Aptos"/>
+        </w:rPr>
+        <w:t>is</w:t>
+      </w:r>
+      <w:proofErr w:type="gramEnd"/>
+      <w:r>
+        <w:rPr>
+          <w:rFonts w:ascii="Aptos" w:hAnsi="Aptos"/>
+        </w:rPr>
+        <w:t xml:space="preserve"> projected to reach $</w:t>
       </w:r>
       <w:r>
         <w:rPr>
@@ -312,8 +330,18 @@
           <w:b/>
           <w:bCs/>
         </w:rPr>
-        <w:t>R1 per litre</w:t>
-      </w:r>
+        <w:t xml:space="preserve">R1 per </w:t>
+      </w:r>
+      <w:proofErr w:type="spellStart"/>
+      <w:r>
+        <w:rPr>
+          <w:rFonts w:ascii="Aptos" w:hAnsi="Aptos"/>
+          <w:b/>
+          <w:bCs/>
+        </w:rPr>
+        <w:t>litre</w:t>
+      </w:r>
+      <w:proofErr w:type="spellEnd"/>
       <w:r>
         <w:rPr>
           <w:rFonts w:ascii="Aptos" w:hAnsi="Aptos"/>
@@ -382,8 +410,18 @@
           <w:b/>
           <w:bCs/>
         </w:rPr>
-        <w:t>R1.00-1.50 per litre</w:t>
-      </w:r>
+        <w:t xml:space="preserve">R1.00-1.50 per </w:t>
+      </w:r>
+      <w:proofErr w:type="spellStart"/>
+      <w:r>
+        <w:rPr>
+          <w:rFonts w:ascii="Aptos" w:hAnsi="Aptos"/>
+          <w:b/>
+          <w:bCs/>
+        </w:rPr>
+        <w:t>litre</w:t>
+      </w:r>
+      <w:proofErr w:type="spellEnd"/>
     </w:p>
     <w:p>
       <w:pPr>
@@ -437,7 +475,19 @@
           <w:kern w:val="0"/>
           <w14:ligatures w14:val="none"/>
         </w:rPr>
-        <w:t>Terms of trade deterioration</w:t>
+        <w:t xml:space="preserve">Terms of trade </w:t>
+      </w:r>
+      <w:proofErr w:type="gramStart"/>
+      <w:r>
+        <w:rPr>
+          <w:rFonts w:ascii="Aptos" w:eastAsia="Times New Roman" w:hAnsi="Aptos" w:cs="Segoe UI"/>
+          <w:b/>
+          <w:bCs/>
+          <w:color w:val="0F1115"/>
+          <w:kern w:val="0"/>
+          <w14:ligatures w14:val="none"/>
+        </w:rPr>
+        <w:t>deterioration</w:t>
       </w:r>
       <w:r>
         <w:rPr>
@@ -457,6 +507,7 @@
         </w:rPr>
         <w:t>*</w:t>
       </w:r>
+      <w:proofErr w:type="gramEnd"/>
       <w:r>
         <w:rPr>
           <w:rFonts w:ascii="Aptos" w:eastAsia="Times New Roman" w:hAnsi="Aptos" w:cs="Segoe UI"/>
@@ -662,7 +713,19 @@
           <w:kern w:val="0"/>
           <w14:ligatures w14:val="none"/>
         </w:rPr>
-        <w:t>Bond market sell-off</w:t>
+        <w:t>Bond market sell-</w:t>
+      </w:r>
+      <w:proofErr w:type="gramStart"/>
+      <w:r>
+        <w:rPr>
+          <w:rFonts w:ascii="Aptos" w:eastAsia="Times New Roman" w:hAnsi="Aptos" w:cs="Segoe UI"/>
+          <w:b/>
+          <w:bCs/>
+          <w:color w:val="0F1115"/>
+          <w:kern w:val="0"/>
+          <w14:ligatures w14:val="none"/>
+        </w:rPr>
+        <w:t>off</w:t>
       </w:r>
       <w:r>
         <w:rPr>
@@ -682,14 +745,35 @@
         </w:rPr>
         <w:t>*</w:t>
       </w:r>
-      <w:r>
-        <w:rPr>
-          <w:rFonts w:ascii="Aptos" w:eastAsia="Times New Roman" w:hAnsi="Aptos" w:cs="Segoe UI"/>
-          <w:color w:val="0F1115"/>
-          <w:kern w:val="0"/>
-          <w14:ligatures w14:val="none"/>
-        </w:rPr>
-        <w:t xml:space="preserve"> The most immediate evidence comes from African eurobond markets. Spreads on African dollar bonds over US Treasuries widened by </w:t>
+      <w:proofErr w:type="gramEnd"/>
+      <w:r>
+        <w:rPr>
+          <w:rFonts w:ascii="Aptos" w:eastAsia="Times New Roman" w:hAnsi="Aptos" w:cs="Segoe UI"/>
+          <w:color w:val="0F1115"/>
+          <w:kern w:val="0"/>
+          <w14:ligatures w14:val="none"/>
+        </w:rPr>
+        <w:t xml:space="preserve"> The most immediate evidence comes from African </w:t>
+      </w:r>
+      <w:proofErr w:type="spellStart"/>
+      <w:r>
+        <w:rPr>
+          <w:rFonts w:ascii="Aptos" w:eastAsia="Times New Roman" w:hAnsi="Aptos" w:cs="Segoe UI"/>
+          <w:color w:val="0F1115"/>
+          <w:kern w:val="0"/>
+          <w14:ligatures w14:val="none"/>
+        </w:rPr>
+        <w:t>eurobond</w:t>
+      </w:r>
+      <w:proofErr w:type="spellEnd"/>
+      <w:r>
+        <w:rPr>
+          <w:rFonts w:ascii="Aptos" w:eastAsia="Times New Roman" w:hAnsi="Aptos" w:cs="Segoe UI"/>
+          <w:color w:val="0F1115"/>
+          <w:kern w:val="0"/>
+          <w14:ligatures w14:val="none"/>
+        </w:rPr>
+        <w:t xml:space="preserve"> markets. Spreads on African dollar bonds over US Treasuries widened by </w:t>
       </w:r>
       <w:r>
         <w:rPr>
@@ -786,7 +870,19 @@
           <w:kern w:val="0"/>
           <w14:ligatures w14:val="none"/>
         </w:rPr>
-        <w:t>Currency pressure on importers</w:t>
+        <w:t xml:space="preserve">Currency pressure on </w:t>
+      </w:r>
+      <w:proofErr w:type="gramStart"/>
+      <w:r>
+        <w:rPr>
+          <w:rFonts w:ascii="Aptos" w:eastAsia="Times New Roman" w:hAnsi="Aptos" w:cs="Segoe UI"/>
+          <w:b/>
+          <w:bCs/>
+          <w:color w:val="0F1115"/>
+          <w:kern w:val="0"/>
+          <w14:ligatures w14:val="none"/>
+        </w:rPr>
+        <w:t>importers</w:t>
       </w:r>
       <w:r>
         <w:rPr>
@@ -806,6 +902,7 @@
         </w:rPr>
         <w:t>*</w:t>
       </w:r>
+      <w:proofErr w:type="gramEnd"/>
       <w:r>
         <w:rPr>
           <w:rFonts w:ascii="Aptos" w:eastAsia="Times New Roman" w:hAnsi="Aptos" w:cs="Segoe UI"/>
@@ -1434,7 +1531,23 @@
           <w:rFonts w:ascii="Aptos" w:hAnsi="Aptos"/>
           <w:highlight w:val="yellow"/>
         </w:rPr>
-        <w:t> work in Gulf states under the "Kazi Majuu" programme. Their remittances are a vital source of foreign exchange. Today, their safety—and the flow of money they send home—hangs in the balance.</w:t>
+        <w:t xml:space="preserve"> work in Gulf states under the "Kazi Majuu" </w:t>
+      </w:r>
+      <w:proofErr w:type="spellStart"/>
+      <w:r>
+        <w:rPr>
+          <w:rFonts w:ascii="Aptos" w:hAnsi="Aptos"/>
+          <w:highlight w:val="yellow"/>
+        </w:rPr>
+        <w:t>programme</w:t>
+      </w:r>
+      <w:proofErr w:type="spellEnd"/>
+      <w:r>
+        <w:rPr>
+          <w:rFonts w:ascii="Aptos" w:hAnsi="Aptos"/>
+          <w:highlight w:val="yellow"/>
+        </w:rPr>
+        <w:t>. Their remittances are a vital source of foreign exchange. Today, their safety—and the flow of money they send home—hangs in the balance.</w:t>
       </w:r>
     </w:p>
     <w:p>
@@ -1553,7 +1666,21 @@
         <w:rPr>
           <w:rFonts w:ascii="Aptos" w:hAnsi="Aptos"/>
         </w:rPr>
-        <w:t>- **Immediate Disruption and Stranded Passengers**: The closure of airspace over several Gulf states, including the UAE and Qatar, on February 28, 2026, led to the mass cancellation of flights by major Gulf carriers like **Emirates, Qatar Airways, Etihad Airways, and Saudia**. This left hundreds of passengers stranded at major African airports like Accra's Kotoka International Airport, as a key transit link connecting the continent to global destinations was abruptly severed.</w:t>
+        <w:t xml:space="preserve">- **Immediate Disruption and Stranded Passengers**: The closure of airspace over several Gulf states, including the UAE and Qatar, on February 28, 2026, led to the mass cancellation of flights by major Gulf carriers like **Emirates, Qatar Airways, Etihad Airways, and Saudia**. </w:t>
+      </w:r>
+      <w:proofErr w:type="gramStart"/>
+      <w:r>
+        <w:rPr>
+          <w:rFonts w:ascii="Aptos" w:hAnsi="Aptos"/>
+        </w:rPr>
+        <w:t>This left hundreds of passengers</w:t>
+      </w:r>
+      <w:proofErr w:type="gramEnd"/>
+      <w:r>
+        <w:rPr>
+          <w:rFonts w:ascii="Aptos" w:hAnsi="Aptos"/>
+        </w:rPr>
+        <w:t xml:space="preserve"> stranded at major African airports like Accra's Kotoka International Airport, as a key transit link connecting the continent to global destinations was abruptly severed.</w:t>
       </w:r>
     </w:p>
     <w:p>
@@ -1567,7 +1694,35 @@
         <w:rPr>
           <w:rFonts w:ascii="Aptos" w:hAnsi="Aptos"/>
         </w:rPr>
-        <w:t>- **African Airlines Step into the Breach**: The crisis has, however, empowered African airlines. With Gulf carriers unable to operate, airlines such as **Ethiopian Airlines, Kenya Airways, and RwandAir** have become the go-to choice for transferring passengers, including those originally booked with the now-grounded Gulf carriers. Travel experts note that Ethiopian Airlines, with its vast global network, is now helping to distribute passengers to farther destinations, cementing its role as a critical pan-African hub. Addis Ababa's Bole International Airport has become significantly busier, processing far more transit passengers than before the conflict.</w:t>
+        <w:t xml:space="preserve">- **African Airlines Step into the Breach**: The crisis has, however, empowered African airlines. With Gulf carriers unable to operate, airlines such as **Ethiopian Airlines, Kenya Airways, and </w:t>
+      </w:r>
+      <w:proofErr w:type="spellStart"/>
+      <w:r>
+        <w:rPr>
+          <w:rFonts w:ascii="Aptos" w:hAnsi="Aptos"/>
+        </w:rPr>
+        <w:t>RwandAir</w:t>
+      </w:r>
+      <w:proofErr w:type="spellEnd"/>
+      <w:r>
+        <w:rPr>
+          <w:rFonts w:ascii="Aptos" w:hAnsi="Aptos"/>
+        </w:rPr>
+        <w:t xml:space="preserve">** have become the go-to </w:t>
+      </w:r>
+      <w:proofErr w:type="gramStart"/>
+      <w:r>
+        <w:rPr>
+          <w:rFonts w:ascii="Aptos" w:hAnsi="Aptos"/>
+        </w:rPr>
+        <w:t>choice</w:t>
+      </w:r>
+      <w:proofErr w:type="gramEnd"/>
+      <w:r>
+        <w:rPr>
+          <w:rFonts w:ascii="Aptos" w:hAnsi="Aptos"/>
+        </w:rPr>
+        <w:t xml:space="preserve"> for transferring passengers, including those originally booked with the now-grounded Gulf carriers. Travel experts note that Ethiopian Airlines, with its vast global network, is now helping to distribute passengers to farther destinations, cementing its role as a critical pan-African hub. Addis Ababa's Bole International Airport has become significantly busier, processing far more transit passengers than before the conflict.</w:t>
       </w:r>
       <w:r>
         <w:rPr>
@@ -1632,8 +1787,16 @@
         <w:rPr>
           <w:rFonts w:ascii="Aptos" w:hAnsi="Aptos"/>
         </w:rPr>
-        <w:t>- **The "Guilt by Association" Effect**: Tourism demand is highly sensitive to perceptions of safety. Even destinations far removed from the conflict can suffer from "guilt by association," as travelers often perceive regional risk broadly rather than distinguishing between individual countries. This poses a significant threat to North African destinations like **Egypt**. Despite being on high alert, flights to and from Cairo have been disrupted, and its proximity to the conflict zone could deter visitors .</w:t>
-      </w:r>
+        <w:t xml:space="preserve">- **The "Guilt by Association" Effect**: Tourism demand is highly sensitive to perceptions of safety. Even destinations far removed from the conflict can suffer from "guilt by association," as travelers often perceive regional risk broadly rather than distinguishing between individual countries. This poses a significant threat to North African destinations like **Egypt**. Despite being on high alert, flights to and from Cairo have been disrupted, and its proximity to the conflict zone could deter </w:t>
+      </w:r>
+      <w:proofErr w:type="gramStart"/>
+      <w:r>
+        <w:rPr>
+          <w:rFonts w:ascii="Aptos" w:hAnsi="Aptos"/>
+        </w:rPr>
+        <w:t>visitors .</w:t>
+      </w:r>
+      <w:proofErr w:type="gramEnd"/>
     </w:p>
     <w:p>
       <w:pPr>
@@ -1646,7 +1809,21 @@
         <w:rPr>
           <w:rFonts w:ascii="Aptos" w:hAnsi="Aptos"/>
         </w:rPr>
-        <w:t>- **Potential Shift in Tourist Flows**: Conversely, the conflict could redirect tourism to destinations perceived as safer and more stable. Southeast Asia and parts of Southern Europe are likely beneficiaries. For Africa, this could mean an opportunity for countries in **Southern Africa** (like South Africa, Botswana, or Namibia) and **Indian Ocean island nations** (like Mauritius, Seychelles) to position themselves as safe, stable, and geographically distant alternatives for international tourists seeking long-haul destinations.</w:t>
+        <w:t xml:space="preserve">- **Potential Shift in Tourist Flows**: Conversely, the conflict could redirect tourism to destinations perceived as safer and more stable. Southeast Asia and parts of Southern Europe </w:t>
+      </w:r>
+      <w:proofErr w:type="gramStart"/>
+      <w:r>
+        <w:rPr>
+          <w:rFonts w:ascii="Aptos" w:hAnsi="Aptos"/>
+        </w:rPr>
+        <w:t>are</w:t>
+      </w:r>
+      <w:proofErr w:type="gramEnd"/>
+      <w:r>
+        <w:rPr>
+          <w:rFonts w:ascii="Aptos" w:hAnsi="Aptos"/>
+        </w:rPr>
+        <w:t xml:space="preserve"> likely beneficiaries. For Africa, this could mean an opportunity for countries in **Southern Africa** (like South Africa, Botswana, or Namibia) and **Indian Ocean island nations** (like Mauritius, Seychelles) to position themselves as safe, stable, and geographically distant alternatives for international tourists seeking long-haul destinations.</w:t>
       </w:r>
     </w:p>
     <w:p>
@@ -1668,7 +1845,21 @@
         <w:rPr>
           <w:rFonts w:ascii="Aptos" w:hAnsi="Aptos"/>
         </w:rPr>
-        <w:t>#Connecting the Dots: AfCFTA, Aviation, and Tourism</w:t>
+        <w:t xml:space="preserve">#Connecting the Dots: </w:t>
+      </w:r>
+      <w:proofErr w:type="spellStart"/>
+      <w:r>
+        <w:rPr>
+          <w:rFonts w:ascii="Aptos" w:hAnsi="Aptos"/>
+        </w:rPr>
+        <w:t>AfCFTA</w:t>
+      </w:r>
+      <w:proofErr w:type="spellEnd"/>
+      <w:r>
+        <w:rPr>
+          <w:rFonts w:ascii="Aptos" w:hAnsi="Aptos"/>
+        </w:rPr>
+        <w:t>, Aviation, and Tourism</w:t>
       </w:r>
     </w:p>
     <w:p>
@@ -1682,7 +1873,21 @@
         <w:rPr>
           <w:rFonts w:ascii="Aptos" w:hAnsi="Aptos"/>
         </w:rPr>
-        <w:t>The war's impact on these sectors directly ties back to the core goals and challenges of the AfCFTA discussed previously.</w:t>
+        <w:t xml:space="preserve">The war's impact on these sectors directly ties back to the core goals and challenges of the </w:t>
+      </w:r>
+      <w:proofErr w:type="spellStart"/>
+      <w:r>
+        <w:rPr>
+          <w:rFonts w:ascii="Aptos" w:hAnsi="Aptos"/>
+        </w:rPr>
+        <w:t>AfCFTA</w:t>
+      </w:r>
+      <w:proofErr w:type="spellEnd"/>
+      <w:r>
+        <w:rPr>
+          <w:rFonts w:ascii="Aptos" w:hAnsi="Aptos"/>
+        </w:rPr>
+        <w:t xml:space="preserve"> discussed previously.</w:t>
       </w:r>
     </w:p>
     <w:p>
@@ -1710,7 +1915,21 @@
         <w:rPr>
           <w:rFonts w:ascii="Aptos" w:hAnsi="Aptos"/>
         </w:rPr>
-        <w:t xml:space="preserve">The disruption highlights the vulnerability of Africa's reliance on external hubs and strengthens the argument for bolstering intra-African aviation connectivity, a key goal aligned with the AfCFTA's vision </w:t>
+        <w:t xml:space="preserve">The disruption highlights the vulnerability of Africa's reliance on external hubs and strengthens the argument for bolstering intra-African aviation connectivity, a key goal aligned with the </w:t>
+      </w:r>
+      <w:proofErr w:type="spellStart"/>
+      <w:r>
+        <w:rPr>
+          <w:rFonts w:ascii="Aptos" w:hAnsi="Aptos"/>
+        </w:rPr>
+        <w:t>AfCFTA's</w:t>
+      </w:r>
+      <w:proofErr w:type="spellEnd"/>
+      <w:r>
+        <w:rPr>
+          <w:rFonts w:ascii="Aptos" w:hAnsi="Aptos"/>
+        </w:rPr>
+        <w:t xml:space="preserve"> vision </w:t>
       </w:r>
       <w:r>
         <w:rPr>
@@ -1736,7 +1955,49 @@
         <w:rPr>
           <w:rFonts w:ascii="Aptos" w:hAnsi="Aptos"/>
         </w:rPr>
-        <w:t>- **Reinforcing the AfCFTA Agenda**: The disruption serves as a powerful, real-world argument for accelerating the AfCFTA's implementation. As argued in analysis from The EastAfrican, the crisis exposes Africa's structural vulnerability: its economic arteries remain "externally anchored". When external transit nodes wobble, the shock lands in African prices and politics. Therefore, building "control over circulation"—including aviation systems that serve African trade rather than only routing it through others—is an act of building economic sovereignty. The AfCFTA provides the framework to create the integrated market and harmonized standards needed to make this a reality.</w:t>
+        <w:t xml:space="preserve">- **Reinforcing the </w:t>
+      </w:r>
+      <w:proofErr w:type="spellStart"/>
+      <w:r>
+        <w:rPr>
+          <w:rFonts w:ascii="Aptos" w:hAnsi="Aptos"/>
+        </w:rPr>
+        <w:t>AfCFTA</w:t>
+      </w:r>
+      <w:proofErr w:type="spellEnd"/>
+      <w:r>
+        <w:rPr>
+          <w:rFonts w:ascii="Aptos" w:hAnsi="Aptos"/>
+        </w:rPr>
+        <w:t xml:space="preserve"> Agenda**: The disruption serves as a powerful, real-world argument for accelerating the </w:t>
+      </w:r>
+      <w:proofErr w:type="spellStart"/>
+      <w:r>
+        <w:rPr>
+          <w:rFonts w:ascii="Aptos" w:hAnsi="Aptos"/>
+        </w:rPr>
+        <w:t>AfCFTA's</w:t>
+      </w:r>
+      <w:proofErr w:type="spellEnd"/>
+      <w:r>
+        <w:rPr>
+          <w:rFonts w:ascii="Aptos" w:hAnsi="Aptos"/>
+        </w:rPr>
+        <w:t xml:space="preserve"> implementation. As argued in analysis from The EastAfrican, the crisis exposes Africa's structural vulnerability: its economic arteries remain "externally anchored". When external transit nodes wobble, the shock lands in African prices and politics. Therefore, building "control over circulation"—including aviation systems that serve African trade rather than only routing it through others—is an act of building economic sovereignty. The </w:t>
+      </w:r>
+      <w:proofErr w:type="spellStart"/>
+      <w:r>
+        <w:rPr>
+          <w:rFonts w:ascii="Aptos" w:hAnsi="Aptos"/>
+        </w:rPr>
+        <w:t>AfCFTA</w:t>
+      </w:r>
+      <w:proofErr w:type="spellEnd"/>
+      <w:r>
+        <w:rPr>
+          <w:rFonts w:ascii="Aptos" w:hAnsi="Aptos"/>
+        </w:rPr>
+        <w:t xml:space="preserve"> provides the framework to create the integrated market and harmonized standards needed to make this a reality.</w:t>
       </w:r>
     </w:p>
     <w:p>
@@ -1750,7 +2011,21 @@
         <w:rPr>
           <w:rFonts w:ascii="Aptos" w:hAnsi="Aptos"/>
         </w:rPr>
-        <w:t>- **The Threat of Internal Friction**: At the same time, the economic pressures from the war could exacerbate existing trade tensions within Africa, which directly undermine the AfCFTA's spirit. As countries face currency pressure and inflation, protectionist instincts may rise. For instance, a separate, recent dispute between Kenya and Tanzania over airline cargo rights threatened to increase prices for business travelers and tourists, underscoring how fragile regional cooperation can be under stress.</w:t>
+        <w:t xml:space="preserve">- **The Threat of Internal Friction**: At the same time, the economic pressures from the war could exacerbate existing trade tensions within Africa, which directly undermine the </w:t>
+      </w:r>
+      <w:proofErr w:type="spellStart"/>
+      <w:r>
+        <w:rPr>
+          <w:rFonts w:ascii="Aptos" w:hAnsi="Aptos"/>
+        </w:rPr>
+        <w:t>AfCFTA's</w:t>
+      </w:r>
+      <w:proofErr w:type="spellEnd"/>
+      <w:r>
+        <w:rPr>
+          <w:rFonts w:ascii="Aptos" w:hAnsi="Aptos"/>
+        </w:rPr>
+        <w:t xml:space="preserve"> spirit. As countries face currency pressure and inflation, protectionist instincts may rise. For instance, a separate, recent dispute between Kenya and Tanzania over airline cargo rights threatened to increase prices for business travelers and tourists, underscoring how fragile regional cooperation can be under stress.</w:t>
       </w:r>
     </w:p>
     <w:p>
@@ -1765,7 +2040,21 @@
           <w:rFonts w:ascii="Aptos" w:hAnsi="Aptos"/>
         </w:rPr>
         <w:lastRenderedPageBreak/>
-        <w:t>In summary, the US-Iran war is a stress test for Africa's aviation and tourism industries, exposing their vulnerability to external shocks. However, it is also creating a rare window for African airlines to grow and reinforcing the strategic urgency of using the AfCFTA to build a more self-reliant and resilient continental economy.</w:t>
+        <w:t xml:space="preserve">In summary, the US-Iran war is a stress test for Africa's aviation and tourism industries, exposing their vulnerability to external shocks. However, it is also creating a rare window for African airlines to grow and reinforcing the strategic urgency of using the </w:t>
+      </w:r>
+      <w:proofErr w:type="spellStart"/>
+      <w:r>
+        <w:rPr>
+          <w:rFonts w:ascii="Aptos" w:hAnsi="Aptos"/>
+        </w:rPr>
+        <w:t>AfCFTA</w:t>
+      </w:r>
+      <w:proofErr w:type="spellEnd"/>
+      <w:r>
+        <w:rPr>
+          <w:rFonts w:ascii="Aptos" w:hAnsi="Aptos"/>
+        </w:rPr>
+        <w:t xml:space="preserve"> to build a more self-reliant and resilient continental economy.</w:t>
       </w:r>
     </w:p>
     <w:p>
